--- a/data/ai_paras/AI_para_84.docx
+++ b/data/ai_paras/AI_para_84.docx
@@ -4,7 +4,7 @@
   <w:body>
     <w:p>
       <w:r>
-        <w:t>Additionally, I aspire to reach stage 5, where moral reasoning begins to consider universal ethical principles and the rights of individuals. I want to cultivate the ability to challenge societal norms when they conflict with fundamental human rights or ethical considerations. This awareness motivates me to reflect on my values critically and seek a balance between societal expectations and personal ethics.</w:t>
+        <w:t>Kohlberg's theory of moral development outlines six stages of moral reasoning, grouped into three levels: pre-conventional, conventional, and post-conventional. According to Saul McLeod, "Lawrence Kohlberg formulated a theory asserting that individuals progress through six distinct stages of moral reasoning from infancy to adulthood." (Ref-s737024).</w:t>
       </w:r>
     </w:p>
     <w:sectPr>
